--- a/Interview/Resumes/Anuj Gupta_Resume.docx
+++ b/Interview/Resumes/Anuj Gupta_Resume.docx
@@ -6,18 +6,20 @@
       <w:pPr>
         <w:pStyle w:val="Title"/>
         <w:spacing w:before="71" w:after="0"/>
-        <w:rPr/>
-      </w:pPr>
-      <w:r>
-        <w:rPr>
-          <w:color w:val="2E859C"/>
+        <w:rPr>
+          <w:color w:val="000000"/>
+        </w:rPr>
+      </w:pPr>
+      <w:r>
+        <w:rPr>
+          <w:color w:val="000000"/>
           <w:spacing w:val="-4"/>
         </w:rPr>
         <w:t xml:space="preserve"> </w:t>
       </w:r>
       <w:r>
         <w:rPr>
-          <w:color w:val="2E859C"/>
+          <w:color w:val="000000"/>
           <w:spacing w:val="-4"/>
         </w:rPr>
         <w:t>Anuj Gupta</w:t>
@@ -51,7 +53,7 @@
     <w:p>
       <w:pPr>
         <w:pStyle w:val="Normal"/>
-        <w:spacing w:lineRule="auto" w:line="242" w:before="12" w:after="0"/>
+        <w:spacing w:lineRule="auto" w:line="240" w:before="12" w:after="0"/>
         <w:ind w:firstLine="12" w:left="3023" w:right="2973"/>
         <w:jc w:val="center"/>
         <w:rPr/>
@@ -67,7 +69,7 @@
       <w:hyperlink r:id="rId2">
         <w:r>
           <w:rPr>
-            <w:rStyle w:val="ListLabel28"/>
+            <w:rStyle w:val="ListLabel37"/>
             <w:color w:val="0000FF"/>
             <w:spacing w:val="-2"/>
             <w:u w:val="single" w:color="0000FF"/>
@@ -82,21 +84,19 @@
         </w:rPr>
         <w:t xml:space="preserve"> </w:t>
       </w:r>
-      <w:hyperlink r:id="rId4">
-        <w:r>
-          <w:rPr>
-            <w:rStyle w:val="Hyperlink"/>
-            <w:color w:val="0000FF"/>
-            <w:spacing w:val="-2"/>
-          </w:rPr>
-          <w:t>www.linkedin.com/in/anuj-gupta-66543a2a9</w:t>
-        </w:r>
-      </w:hyperlink>
+      <w:r>
+        <w:rPr>
+          <w:rStyle w:val="Hyperlink"/>
+          <w:color w:val="0000FF"/>
+          <w:spacing w:val="-2"/>
+        </w:rPr>
+        <w:t>www.linkedin.com/in/anuj-gupta-66543a2a9</w:t>
+      </w:r>
     </w:p>
     <w:p>
       <w:pPr>
         <w:pStyle w:val="Normal"/>
-        <w:spacing w:lineRule="auto" w:line="242" w:before="12" w:after="0"/>
+        <w:spacing w:lineRule="auto" w:line="240" w:before="12" w:after="0"/>
         <w:ind w:firstLine="12" w:left="3023" w:right="2973"/>
         <w:jc w:val="center"/>
         <w:rPr/>
@@ -137,51 +137,39 @@
         <w:rPr>
           <w:sz w:val="20"/>
         </w:rPr>
-        <w:drawing>
-          <wp:anchor behindDoc="1" distT="0" distB="0" distL="0" distR="0" simplePos="0" locked="0" layoutInCell="0" allowOverlap="1" relativeHeight="2">
-            <wp:simplePos x="0" y="0"/>
-            <wp:positionH relativeFrom="page">
-              <wp:posOffset>533400</wp:posOffset>
-            </wp:positionH>
-            <wp:positionV relativeFrom="paragraph">
-              <wp:posOffset>182245</wp:posOffset>
-            </wp:positionV>
-            <wp:extent cx="659765" cy="146050"/>
-            <wp:effectExtent l="0" t="0" r="0" b="0"/>
-            <wp:wrapTopAndBottom/>
-            <wp:docPr id="1" name="Image 1" descr=""/>
-            <wp:cNvGraphicFramePr>
-              <a:graphicFrameLocks xmlns:a="http://schemas.openxmlformats.org/drawingml/2006/main" noChangeAspect="1"/>
-            </wp:cNvGraphicFramePr>
-            <a:graphic xmlns:a="http://schemas.openxmlformats.org/drawingml/2006/main">
-              <a:graphicData uri="http://schemas.openxmlformats.org/drawingml/2006/picture">
-                <pic:pic xmlns:pic="http://schemas.openxmlformats.org/drawingml/2006/picture">
-                  <pic:nvPicPr>
-                    <pic:cNvPr id="1" name="Image 1" descr=""/>
-                    <pic:cNvPicPr>
-                      <a:picLocks noChangeAspect="1" noChangeArrowheads="1"/>
-                    </pic:cNvPicPr>
-                  </pic:nvPicPr>
-                  <pic:blipFill>
-                    <a:blip r:embed="rId5"/>
-                    <a:stretch>
-                      <a:fillRect/>
-                    </a:stretch>
-                  </pic:blipFill>
-                  <pic:spPr bwMode="auto">
-                    <a:xfrm>
-                      <a:off x="0" y="0"/>
-                      <a:ext cx="659765" cy="146050"/>
-                    </a:xfrm>
-                    <a:prstGeom prst="rect">
-                      <a:avLst/>
-                    </a:prstGeom>
-                  </pic:spPr>
-                </pic:pic>
-              </a:graphicData>
-            </a:graphic>
-          </wp:anchor>
-        </w:drawing>
+      </w:r>
+    </w:p>
+    <w:p>
+      <w:pPr>
+        <w:pStyle w:val="Heading1"/>
+        <w:widowControl w:val="false"/>
+        <w:suppressAutoHyphens w:val="true"/>
+        <w:bidi w:val="0"/>
+        <w:spacing w:before="173" w:after="0"/>
+        <w:ind w:hanging="0" w:left="89" w:right="0"/>
+        <w:jc w:val="left"/>
+        <w:rPr>
+          <w:b/>
+          <w:bCs/>
+        </w:rPr>
+      </w:pPr>
+      <w:r>
+        <w:rPr>
+          <w:b/>
+          <w:bCs/>
+          <w:color w:val="000000"/>
+          <w:spacing w:val="-2"/>
+        </w:rPr>
+        <w:t xml:space="preserve">Career </w:t>
+      </w:r>
+      <w:r>
+        <w:rPr>
+          <w:b/>
+          <w:bCs/>
+          <w:color w:val="000000"/>
+          <w:spacing w:val="-2"/>
+        </w:rPr>
+        <w:t>Objective</w:t>
       </w:r>
     </w:p>
     <w:p>
@@ -202,15 +190,21 @@
     <w:p>
       <w:pPr>
         <w:pStyle w:val="Heading1"/>
+        <w:widowControl w:val="false"/>
+        <w:suppressAutoHyphens w:val="true"/>
+        <w:bidi w:val="0"/>
         <w:spacing w:before="173" w:after="0"/>
-        <w:ind w:left="103"/>
-        <w:rPr/>
+        <w:ind w:hanging="0" w:left="89" w:right="0"/>
+        <w:jc w:val="left"/>
+        <w:rPr>
+          <w:color w:val="000000"/>
+        </w:rPr>
       </w:pPr>
       <w:bookmarkStart w:id="0" w:name="Education"/>
       <w:bookmarkEnd w:id="0"/>
       <w:r>
         <w:rPr>
-          <w:color w:val="2E859C"/>
+          <w:color w:val="000000"/>
           <w:spacing w:val="-2"/>
         </w:rPr>
         <w:t>Education</w:t>
@@ -246,23 +240,7 @@
           <w:color w:val="808080"/>
           <w:sz w:val="22"/>
         </w:rPr>
-        <w:t>(202</w:t>
-      </w:r>
-      <w:r>
-        <w:rPr>
-          <w:b w:val="false"/>
-          <w:color w:val="808080"/>
-          <w:sz w:val="22"/>
-        </w:rPr>
-        <w:t>3</w:t>
-      </w:r>
-      <w:r>
-        <w:rPr>
-          <w:b w:val="false"/>
-          <w:color w:val="808080"/>
-          <w:sz w:val="22"/>
-        </w:rPr>
-        <w:t>–</w:t>
+        <w:t>(2023–</w:t>
       </w:r>
       <w:r>
         <w:rPr>
@@ -280,25 +258,7 @@
           <w:spacing w:val="-2"/>
           <w:sz w:val="22"/>
         </w:rPr>
-        <w:t>202</w:t>
-      </w:r>
-      <w:r>
-        <w:rPr>
-          <w:b w:val="false"/>
-          <w:color w:val="808080"/>
-          <w:spacing w:val="-2"/>
-          <w:sz w:val="22"/>
-        </w:rPr>
-        <w:t>6</w:t>
-      </w:r>
-      <w:r>
-        <w:rPr>
-          <w:b w:val="false"/>
-          <w:color w:val="808080"/>
-          <w:spacing w:val="-2"/>
-          <w:sz w:val="22"/>
-        </w:rPr>
-        <w:t>)</w:t>
+        <w:t>2026)</w:t>
       </w:r>
     </w:p>
     <w:p>
@@ -312,7 +272,11 @@
         <w:rPr>
           <w:spacing w:val="-3"/>
         </w:rPr>
-        <w:t>Bachelor of Computer Application</w:t>
+        <w:t xml:space="preserve">Bachelor of Computer Application </w:t>
+      </w:r>
+      <w:r>
+        <w:rPr/>
+        <w:t>CGPA:</w:t>
       </w:r>
       <w:r>
         <w:rPr>
@@ -321,51 +285,44 @@
         <w:t xml:space="preserve"> </w:t>
       </w:r>
       <w:r>
-        <w:rPr/>
-        <w:t>CGPA:</w:t>
-      </w:r>
-      <w:r>
-        <w:rPr>
-          <w:spacing w:val="-3"/>
-        </w:rPr>
-        <w:t xml:space="preserve"> </w:t>
-      </w:r>
-      <w:r>
         <w:rPr>
           <w:spacing w:val="-4"/>
         </w:rPr>
-        <w:t>8.</w:t>
-      </w:r>
-      <w:r>
-        <w:rPr>
-          <w:spacing w:val="-4"/>
-        </w:rPr>
-        <w:t>27</w:t>
+        <w:t>8.27</w:t>
       </w:r>
     </w:p>
     <w:p>
       <w:pPr>
         <w:pStyle w:val="Heading1"/>
         <w:spacing w:before="162" w:after="0"/>
-        <w:rPr/>
-      </w:pPr>
-      <w:r>
-        <w:rPr>
-          <w:color w:val="2E859C"/>
+        <w:rPr>
+          <w:color w:val="000000"/>
+        </w:rPr>
+      </w:pPr>
+      <w:r>
+        <w:rPr>
+          <w:color w:val="000000"/>
           <w:spacing w:val="-2"/>
         </w:rPr>
+        <w:t xml:space="preserve"> </w:t>
+      </w:r>
+      <w:r>
+        <w:rPr>
+          <w:color w:val="000000"/>
+          <w:spacing w:val="-2"/>
+        </w:rPr>
         <w:t>Technical</w:t>
       </w:r>
       <w:r>
         <w:rPr>
-          <w:color w:val="2E859C"/>
+          <w:color w:val="000000"/>
           <w:spacing w:val="-8"/>
         </w:rPr>
         <w:t xml:space="preserve"> </w:t>
       </w:r>
       <w:r>
         <w:rPr>
-          <w:color w:val="2E859C"/>
+          <w:color w:val="000000"/>
           <w:spacing w:val="-2"/>
         </w:rPr>
         <w:t>Skills</w:t>
@@ -389,7 +346,7 @@
         <w:jc w:val="left"/>
         <w:rPr/>
       </w:pPr>
-      <w:bookmarkStart w:id="1" w:name="1._Backend_Technologies%3A-_Java,_Spring"/>
+      <w:bookmarkStart w:id="1" w:name="1._Backend_Technologies%25253A-_Java,_Sp"/>
       <w:bookmarkEnd w:id="1"/>
       <w:r>
         <w:rPr>
@@ -489,7 +446,7 @@
         <w:jc w:val="left"/>
         <w:rPr/>
       </w:pPr>
-      <w:bookmarkStart w:id="2" w:name="2._Web_Technologies%3A-HTML,_CSS,_Bootst"/>
+      <w:bookmarkStart w:id="2" w:name="2._Web_Technologies%25253A-HTML,_CSS,_Bo"/>
       <w:bookmarkEnd w:id="2"/>
       <w:r>
         <w:rPr>
@@ -529,14 +486,42 @@
           <w:color w:val="0D0D0D"/>
           <w:sz w:val="24"/>
         </w:rPr>
-        <w:t>HTML, CSS, Bootstrap,</w:t>
-      </w:r>
-      <w:r>
-        <w:rPr>
-          <w:color w:val="0D0D0D"/>
-          <w:sz w:val="24"/>
-        </w:rPr>
-        <w:t>Js,React</w:t>
+        <w:t>HTML, CSS, Bootstrap,J</w:t>
+      </w:r>
+      <w:r>
+        <w:rPr>
+          <w:color w:val="0D0D0D"/>
+          <w:sz w:val="24"/>
+        </w:rPr>
+        <w:t>ava</w:t>
+      </w:r>
+      <w:r>
+        <w:rPr>
+          <w:color w:val="0D0D0D"/>
+          <w:sz w:val="24"/>
+        </w:rPr>
+        <w:t>s</w:t>
+      </w:r>
+      <w:r>
+        <w:rPr>
+          <w:color w:val="0D0D0D"/>
+          <w:sz w:val="24"/>
+        </w:rPr>
+        <w:t>cript</w:t>
+      </w:r>
+      <w:r>
+        <w:rPr>
+          <w:color w:val="0D0D0D"/>
+          <w:sz w:val="24"/>
+        </w:rPr>
+        <w:t>,React.</w:t>
+      </w:r>
+      <w:r>
+        <w:rPr>
+          <w:color w:val="0D0D0D"/>
+          <w:sz w:val="24"/>
+        </w:rPr>
+        <w:t>js</w:t>
       </w:r>
     </w:p>
     <w:p>
@@ -557,7 +542,7 @@
         <w:jc w:val="left"/>
         <w:rPr/>
       </w:pPr>
-      <w:bookmarkStart w:id="3" w:name="3._Database%3A-_MySQL"/>
+      <w:bookmarkStart w:id="3" w:name="3._Database%25253A-_MySQL"/>
       <w:bookmarkEnd w:id="3"/>
       <w:r>
         <w:rPr>
@@ -609,7 +594,7 @@
         <w:jc w:val="left"/>
         <w:rPr/>
       </w:pPr>
-      <w:bookmarkStart w:id="4" w:name="4._Tools%3A-_Git,_GitHub,_STS(Spring_Too"/>
+      <w:bookmarkStart w:id="4" w:name="4._Tools%25253A-_Git,_GitHub,_STS(Spring"/>
       <w:bookmarkEnd w:id="4"/>
       <w:r>
         <w:rPr>
@@ -753,7 +738,7 @@
           <w:sz w:val="24"/>
         </w:rPr>
       </w:pPr>
-      <w:bookmarkStart w:id="5" w:name="5._Core_concepts%3A-OOP,_MVC_Architectur"/>
+      <w:bookmarkStart w:id="5" w:name="5._Core_concepts%25253A-OOP,_MVC_Archite"/>
       <w:bookmarkEnd w:id="5"/>
       <w:r>
         <w:rPr>
@@ -830,15 +815,7 @@
           <w:spacing w:val="-1"/>
           <w:sz w:val="24"/>
         </w:rPr>
-        <w:t xml:space="preserve"> </w:t>
-      </w:r>
-      <w:r>
-        <w:rPr>
-          <w:color w:val="0D0D0D"/>
-          <w:spacing w:val="-1"/>
-          <w:sz w:val="24"/>
-        </w:rPr>
-        <w:t>Microservices,</w:t>
+        <w:t xml:space="preserve"> Microservices,</w:t>
       </w:r>
       <w:r>
         <w:rPr>
@@ -896,62 +873,17 @@
     </w:p>
     <w:p>
       <w:pPr>
-        <w:pStyle w:val="BodyText"/>
-        <w:spacing w:before="19" w:after="0"/>
-        <w:ind w:left="0"/>
-        <w:rPr>
-          <w:sz w:val="20"/>
-        </w:rPr>
-      </w:pPr>
-      <w:r>
-        <w:rPr>
-          <w:sz w:val="20"/>
-        </w:rPr>
-        <w:drawing>
-          <wp:anchor behindDoc="1" distT="0" distB="0" distL="0" distR="0" simplePos="0" locked="0" layoutInCell="0" allowOverlap="1" relativeHeight="3">
-            <wp:simplePos x="0" y="0"/>
-            <wp:positionH relativeFrom="page">
-              <wp:posOffset>486410</wp:posOffset>
-            </wp:positionH>
-            <wp:positionV relativeFrom="paragraph">
-              <wp:posOffset>173990</wp:posOffset>
-            </wp:positionV>
-            <wp:extent cx="558800" cy="158750"/>
-            <wp:effectExtent l="0" t="0" r="0" b="0"/>
-            <wp:wrapTopAndBottom/>
-            <wp:docPr id="2" name="Image 2" descr=""/>
-            <wp:cNvGraphicFramePr>
-              <a:graphicFrameLocks xmlns:a="http://schemas.openxmlformats.org/drawingml/2006/main" noChangeAspect="1"/>
-            </wp:cNvGraphicFramePr>
-            <a:graphic xmlns:a="http://schemas.openxmlformats.org/drawingml/2006/main">
-              <a:graphicData uri="http://schemas.openxmlformats.org/drawingml/2006/picture">
-                <pic:pic xmlns:pic="http://schemas.openxmlformats.org/drawingml/2006/picture">
-                  <pic:nvPicPr>
-                    <pic:cNvPr id="2" name="Image 2" descr=""/>
-                    <pic:cNvPicPr>
-                      <a:picLocks noChangeAspect="1" noChangeArrowheads="1"/>
-                    </pic:cNvPicPr>
-                  </pic:nvPicPr>
-                  <pic:blipFill>
-                    <a:blip r:embed="rId6"/>
-                    <a:stretch>
-                      <a:fillRect/>
-                    </a:stretch>
-                  </pic:blipFill>
-                  <pic:spPr bwMode="auto">
-                    <a:xfrm>
-                      <a:off x="0" y="0"/>
-                      <a:ext cx="558800" cy="158750"/>
-                    </a:xfrm>
-                    <a:prstGeom prst="rect">
-                      <a:avLst/>
-                    </a:prstGeom>
-                  </pic:spPr>
-                </pic:pic>
-              </a:graphicData>
-            </a:graphic>
-          </wp:anchor>
-        </w:drawing>
+        <w:pStyle w:val="Heading1"/>
+        <w:spacing w:before="173" w:after="0"/>
+        <w:ind w:left="103"/>
+        <w:rPr/>
+      </w:pPr>
+      <w:r>
+        <w:rPr>
+          <w:color w:val="000000"/>
+          <w:spacing w:val="-2"/>
+        </w:rPr>
+        <w:t>Projects</w:t>
       </w:r>
     </w:p>
     <w:p>
@@ -1025,19 +957,7 @@
         <w:rPr>
           <w:spacing w:val="-2"/>
         </w:rPr>
-        <w:t xml:space="preserve">Hostal </w:t>
-      </w:r>
-      <w:r>
-        <w:rPr>
-          <w:spacing w:val="-2"/>
-        </w:rPr>
-        <w:t>searching &amp; rental</w:t>
-      </w:r>
-      <w:r>
-        <w:rPr>
-          <w:spacing w:val="-2"/>
-        </w:rPr>
-        <w:t xml:space="preserve"> system where tanent can search and book and hosts can host there properties with </w:t>
+        <w:t xml:space="preserve">Hostal searching &amp; rental system where tanent can search and book and hosts can host there properties with </w:t>
       </w:r>
       <w:r>
         <w:rPr/>
@@ -1152,13 +1072,15 @@
       <w:pPr>
         <w:pStyle w:val="Heading1"/>
         <w:spacing w:before="167" w:after="0"/>
-        <w:rPr/>
+        <w:rPr>
+          <w:color w:val="000000"/>
+        </w:rPr>
       </w:pPr>
       <w:bookmarkStart w:id="6" w:name="Trainings"/>
       <w:bookmarkEnd w:id="6"/>
       <w:r>
         <w:rPr>
-          <w:color w:val="2E859C"/>
+          <w:color w:val="000000"/>
           <w:spacing w:val="-2"/>
         </w:rPr>
         <w:t>Training</w:t>
@@ -1188,15 +1110,7 @@
           <w:bCs/>
           <w:sz w:val="24"/>
         </w:rPr>
-        <w:t>I</w:t>
-      </w:r>
-      <w:r>
-        <w:rPr>
-          <w:b/>
-          <w:bCs/>
-          <w:sz w:val="24"/>
-        </w:rPr>
-        <w:t xml:space="preserve">TEP - InfoBeans Foundation  </w:t>
+        <w:t xml:space="preserve">ITEP - InfoBeans Foundation  </w:t>
       </w:r>
       <w:r>
         <w:rPr>
@@ -1339,27 +1253,29 @@
       <w:pPr>
         <w:pStyle w:val="Heading1"/>
         <w:spacing w:before="196" w:after="0"/>
-        <w:rPr/>
+        <w:rPr>
+          <w:color w:val="000000"/>
+        </w:rPr>
       </w:pPr>
       <w:bookmarkStart w:id="7" w:name="Professional_Skills"/>
       <w:bookmarkEnd w:id="7"/>
       <w:r>
         <w:rPr>
-          <w:color w:val="2E859C"/>
+          <w:color w:val="000000"/>
           <w:spacing w:val="-2"/>
         </w:rPr>
         <w:t>Professional</w:t>
       </w:r>
       <w:r>
         <w:rPr>
-          <w:color w:val="2E859C"/>
+          <w:color w:val="000000"/>
           <w:spacing w:val="-3"/>
         </w:rPr>
         <w:t xml:space="preserve"> </w:t>
       </w:r>
       <w:r>
         <w:rPr>
-          <w:color w:val="2E859C"/>
+          <w:color w:val="000000"/>
           <w:spacing w:val="-2"/>
         </w:rPr>
         <w:t>Skills</w:t>
@@ -1399,7 +1315,7 @@
         <mc:AlternateContent>
           <mc:Choice Requires="wps">
             <w:drawing>
-              <wp:anchor behindDoc="0" distT="0" distB="0" distL="0" distR="0" simplePos="0" locked="0" layoutInCell="0" allowOverlap="1" relativeHeight="4" wp14:anchorId="44F99C68">
+              <wp:anchor behindDoc="0" distT="0" distB="0" distL="0" distR="0" simplePos="0" locked="0" layoutInCell="0" allowOverlap="1" relativeHeight="2" wp14:anchorId="44F99C68">
                 <wp:simplePos x="0" y="0"/>
                 <wp:positionH relativeFrom="page">
                   <wp:posOffset>1270</wp:posOffset>
@@ -1410,7 +1326,7 @@
                 <wp:extent cx="7562215" cy="6350"/>
                 <wp:effectExtent l="0" t="0" r="0" b="0"/>
                 <wp:wrapNone/>
-                <wp:docPr id="3" name="Graphic 3"/>
+                <wp:docPr id="1" name="Graphic 3"/>
                 <a:graphic xmlns:a="http://schemas.openxmlformats.org/drawingml/2006/main">
                   <a:graphicData uri="http://schemas.microsoft.com/office/word/2010/wordprocessingShape">
                     <wps:wsp>
@@ -1424,9 +1340,9 @@
                           <a:avLst/>
                           <a:gdLst>
                             <a:gd name="textAreaLeft" fmla="*/ 0 w 4287240"/>
-                            <a:gd name="textAreaRight" fmla="*/ 4287600 w 4287240"/>
+                            <a:gd name="textAreaRight" fmla="*/ 4288320 w 4287240"/>
                             <a:gd name="textAreaTop" fmla="*/ 0 h 3600"/>
-                            <a:gd name="textAreaBottom" fmla="*/ 3960 h 3600"/>
+                            <a:gd name="textAreaBottom" fmla="*/ 4680 h 3600"/>
                           </a:gdLst>
                           <a:ahLst/>
                           <a:rect l="textAreaLeft" t="textAreaTop" r="textAreaRight" b="textAreaBottom"/>
@@ -2581,6 +2497,7 @@
     <w:qFormat/>
     <w:pPr>
       <w:widowControl w:val="false"/>
+      <w:suppressAutoHyphens w:val="true"/>
       <w:bidi w:val="0"/>
       <w:spacing w:before="0" w:after="0"/>
       <w:jc w:val="left"/>
